--- a/batches/2026-Q3-subtree-infectious-01/Batch_Manifest.docx
+++ b/batches/2026-Q3-subtree-infectious-01/Batch_Manifest.docx
@@ -1807,7 +1807,7 @@
                 <w:sz w:val="16"/>
                 <w:szCs w:val="16"/>
               </w:rPr>
-              <w:t xml:space="preserve">MONDO:0044654</w:t>
+              <w:t xml:space="preserve">MONDO:0015474</w:t>
             </w:r>
           </w:p>
         </w:tc>
@@ -1949,7 +1949,7 @@
                 <w:sz w:val="16"/>
                 <w:szCs w:val="16"/>
               </w:rPr>
-              <w:t xml:space="preserve">MONDO:0044655</w:t>
+              <w:t xml:space="preserve">MONDO:0015474</w:t>
             </w:r>
           </w:p>
         </w:tc>
@@ -2091,7 +2091,7 @@
                 <w:sz w:val="16"/>
                 <w:szCs w:val="16"/>
               </w:rPr>
-              <w:t xml:space="preserve">MONDO:0044656</w:t>
+              <w:t xml:space="preserve">MONDO:0015474</w:t>
             </w:r>
           </w:p>
         </w:tc>
@@ -2233,7 +2233,7 @@
                 <w:sz w:val="16"/>
                 <w:szCs w:val="16"/>
               </w:rPr>
-              <w:t xml:space="preserve">MONDO:0044657</w:t>
+              <w:t xml:space="preserve">MONDO:0001249</w:t>
             </w:r>
           </w:p>
         </w:tc>
@@ -2375,7 +2375,7 @@
                 <w:sz w:val="16"/>
                 <w:szCs w:val="16"/>
               </w:rPr>
-              <w:t xml:space="preserve">MONDO:0044658</w:t>
+              <w:t xml:space="preserve">MONDO:0001249</w:t>
             </w:r>
           </w:p>
         </w:tc>
@@ -2517,7 +2517,7 @@
                 <w:sz w:val="16"/>
                 <w:szCs w:val="16"/>
               </w:rPr>
-              <w:t xml:space="preserve">MONDO:0005765</w:t>
+              <w:t xml:space="preserve">MONDO:0000225</w:t>
             </w:r>
           </w:p>
         </w:tc>
@@ -2659,7 +2659,7 @@
                 <w:sz w:val="16"/>
                 <w:szCs w:val="16"/>
               </w:rPr>
-              <w:t xml:space="preserve">MONDO:0005766</w:t>
+              <w:t xml:space="preserve">MONDO:0005118</w:t>
             </w:r>
           </w:p>
         </w:tc>
@@ -2801,7 +2801,7 @@
                 <w:sz w:val="16"/>
                 <w:szCs w:val="16"/>
               </w:rPr>
-              <w:t xml:space="preserve">MONDO:0044659</w:t>
+              <w:t xml:space="preserve">MONDO:0016003</w:t>
             </w:r>
           </w:p>
         </w:tc>
@@ -2943,7 +2943,7 @@
                 <w:sz w:val="16"/>
                 <w:szCs w:val="16"/>
               </w:rPr>
-              <w:t xml:space="preserve">MONDO:0044660</w:t>
+              <w:t xml:space="preserve">MONDO:0000332</w:t>
             </w:r>
           </w:p>
         </w:tc>
@@ -3085,7 +3085,7 @@
                 <w:sz w:val="16"/>
                 <w:szCs w:val="16"/>
               </w:rPr>
-              <w:t xml:space="preserve">MONDO:0019354</w:t>
+              <w:t xml:space="preserve">MONDO:0001195</w:t>
             </w:r>
           </w:p>
         </w:tc>
@@ -3940,7 +3940,7 @@
                 <w:sz w:val="18"/>
                 <w:szCs w:val="18"/>
               </w:rPr>
-              <w:t xml:space="preserve">All axioms have all required annotations</w:t>
+              <w:t xml:space="preserve">All class declarations and axioms have all required provenance annotations</w:t>
             </w:r>
           </w:p>
         </w:tc>
@@ -4151,7 +4151,7 @@
           <w:sz w:val="20"/>
           <w:szCs w:val="20"/>
         </w:rPr>
-        <w:t xml:space="preserve">All 98 new entities are derived from Mondo Disease Ontology, which is licensed under CC-BY 4.0 (Mondo Disease Ontology Consortium). This license is fully compatible with Foundation redistribution. Attribution is carried via dct:rightsHolder annotations on each SubClassOf axiom.</w:t>
+        <w:t xml:space="preserve">All 98 new entities are derived from Mondo Disease Ontology, which is licensed under CC-BY 4.0 (Mondo Disease Ontology Consortium). This license is fully compatible with Foundation redistribution. Attribution is carried via provenance annotations (prov:wasDerivedFrom, dct:source, dct:license, dct:rightsHolder, icd:batchId) on each class declaration and on each SubClassOf and EquivalentClasses axiom.</w:t>
       </w:r>
     </w:p>
     <w:p>
@@ -4897,7 +4897,7 @@
                 <w:sz w:val="18"/>
                 <w:szCs w:val="18"/>
               </w:rPr>
-              <w:t xml:space="preserve">Provenance annotation validation</w:t>
+              <w:t xml:space="preserve">Provenance annotation validation (class declarations and axioms)</w:t>
             </w:r>
           </w:p>
         </w:tc>
